--- a/command.docx
+++ b/command.docx
@@ -34,22 +34,16 @@
         <w:rPr>
           <w:rFonts w:hint="eastAsia"/>
         </w:rPr>
-        <w:t xml:space="preserve"> ：创建一个叫</w:t>
+        <w:t xml:space="preserve"> ：</w:t>
       </w:r>
       <w:proofErr w:type="spellStart"/>
       <w:r>
         <w:rPr>
           <w:rFonts w:hint="eastAsia"/>
         </w:rPr>
-        <w:t>venv</w:t>
+        <w:t>创建一个叫venv的虚拟环境</w:t>
       </w:r>
       <w:proofErr w:type="spellEnd"/>
-      <w:r>
-        <w:rPr>
-          <w:rFonts w:hint="eastAsia"/>
-        </w:rPr>
-        <w:t>的虚拟环境</w:t>
-      </w:r>
     </w:p>
     <w:p>
       <w:pPr>
@@ -98,16 +92,16 @@
     <w:p>
       <w:pPr>
         <w:rPr>
-          <w:rFonts w:ascii="Batang" w:eastAsia="Batang" w:hAnsi="Batang" w:cs="Batang" w:hint="eastAsia"/>
-        </w:rPr>
-      </w:pPr>
-    </w:p>
-    <w:p>
-      <w:pPr>
-        <w:rPr>
           <w:rFonts w:ascii="Batang" w:eastAsia="Batang" w:hAnsi="Batang" w:cs="Batang"/>
         </w:rPr>
       </w:pPr>
+    </w:p>
+    <w:p>
+      <w:pPr>
+        <w:rPr>
+          <w:rFonts w:ascii="Batang" w:eastAsia="Batang" w:hAnsi="Batang" w:cs="Batang"/>
+        </w:rPr>
+      </w:pPr>
       <w:r>
         <w:rPr>
           <w:rStyle w:val="10"/>
@@ -123,7 +117,11 @@
       </w:r>
       <w:proofErr w:type="spellEnd"/>
       <w:r>
-        <w:t>/bin/activate</w:t>
+        <w:t>/bin/</w:t>
+      </w:r>
+      <w:proofErr w:type="spellStart"/>
+      <w:r>
+        <w:t>activate</w:t>
       </w:r>
       <w:r>
         <w:rPr>
@@ -134,6 +132,7 @@
       <w:r>
         <w:t>虚拟环境激</w:t>
       </w:r>
+      <w:proofErr w:type="spellEnd"/>
       <w:r>
         <w:rPr>
           <w:rFonts w:ascii="Batang" w:eastAsia="Batang" w:hAnsi="Batang" w:cs="Batang" w:hint="eastAsia"/>
@@ -173,10 +172,7 @@
         </w:rPr>
       </w:pPr>
       <w:r>
-        <w:t>pip freeze &gt; requirements.txt</w:t>
-      </w:r>
-      <w:r>
-        <w:t xml:space="preserve"> :</w:t>
+        <w:t>pip freeze &gt; requirements.txt :</w:t>
       </w:r>
       <w:r>
         <w:t xml:space="preserve"> </w:t>
@@ -197,23 +193,17 @@
         <w:rPr>
           <w:rFonts w:ascii="Batang" w:eastAsia="Batang" w:hAnsi="Batang" w:cs="Batang" w:hint="eastAsia"/>
         </w:rPr>
+        <w:t>。包括</w:t>
+      </w:r>
+      <w:r>
+        <w:t>安装的库，以及它们的版本号</w:t>
+      </w:r>
+      <w:r>
+        <w:rPr>
+          <w:rFonts w:ascii="Batang" w:eastAsia="Batang" w:hAnsi="Batang" w:cs="Batang" w:hint="eastAsia"/>
+        </w:rPr>
         <w:t>。</w:t>
       </w:r>
-      <w:r>
-        <w:rPr>
-          <w:rFonts w:ascii="Batang" w:eastAsia="Batang" w:hAnsi="Batang" w:cs="Batang" w:hint="eastAsia"/>
-        </w:rPr>
-        <w:t>包括</w:t>
-      </w:r>
-      <w:r>
-        <w:t>安装的库，以及它们的版本号</w:t>
-      </w:r>
-      <w:r>
-        <w:rPr>
-          <w:rFonts w:ascii="Batang" w:eastAsia="Batang" w:hAnsi="Batang" w:cs="Batang" w:hint="eastAsia"/>
-        </w:rPr>
-        <w:t>。</w:t>
-      </w:r>
     </w:p>
     <w:p>
       <w:pPr>
@@ -230,44 +220,36 @@
       <w:r>
         <w:t>gitignore</w:t>
       </w:r>
+      <w:r>
+        <w:rPr>
+          <w:rFonts w:hint="eastAsia"/>
+        </w:rPr>
+        <w:t>文件：告诉git这些文件不需要上传到github</w:t>
+      </w:r>
       <w:proofErr w:type="spellEnd"/>
+    </w:p>
+    <w:p/>
+    <w:p>
+      <w:r>
+        <w:rPr>
+          <w:rStyle w:val="s"/>
+        </w:rPr>
+        <w:t>touch</w:t>
+      </w:r>
+      <w:r>
+        <w:t xml:space="preserve"> .</w:t>
+      </w:r>
+      <w:proofErr w:type="spellStart"/>
+      <w:r>
+        <w:t>gitignore</w:t>
+      </w:r>
       <w:r>
         <w:rPr>
           <w:rFonts w:hint="eastAsia"/>
         </w:rPr>
-        <w:t>文件：告诉git这些文件不需要上传到</w:t>
-      </w:r>
-      <w:proofErr w:type="spellStart"/>
-      <w:r>
-        <w:rPr>
-          <w:rFonts w:hint="eastAsia"/>
-        </w:rPr>
-        <w:t>github</w:t>
+        <w:t>：创建文件</w:t>
       </w:r>
       <w:proofErr w:type="spellEnd"/>
-    </w:p>
-    <w:p/>
-    <w:p>
-      <w:r>
-        <w:rPr>
-          <w:rStyle w:val="s"/>
-        </w:rPr>
-        <w:t>touch</w:t>
-      </w:r>
-      <w:r>
-        <w:t xml:space="preserve"> .</w:t>
-      </w:r>
-      <w:proofErr w:type="spellStart"/>
-      <w:r>
-        <w:t>gitignore</w:t>
-      </w:r>
-      <w:proofErr w:type="spellEnd"/>
-      <w:r>
-        <w:rPr>
-          <w:rFonts w:hint="eastAsia"/>
-        </w:rPr>
-        <w:t>：创建文件</w:t>
-      </w:r>
     </w:p>
     <w:p>
       <w:pPr>
@@ -290,12 +272,13 @@
         <w:adjustRightInd w:val="0"/>
         <w:ind w:left="560"/>
         <w:rPr>
-          <w:rFonts w:ascii="Menlo" w:hAnsi="Menlo" w:cs="Menlo" w:hint="eastAsia"/>
+          <w:rFonts w:ascii="Menlo" w:hAnsi="Menlo" w:cs="Menlo"/>
           <w:color w:val="000000"/>
           <w:sz w:val="20"/>
           <w:szCs w:val="20"/>
         </w:rPr>
       </w:pPr>
+      <w:proofErr w:type="spellStart"/>
       <w:r>
         <w:rPr>
           <w:rFonts w:hint="eastAsia"/>
@@ -311,9 +294,9 @@
           <w:sz w:val="20"/>
           <w:szCs w:val="20"/>
         </w:rPr>
-        <w:t>echo "__</w:t>
-      </w:r>
-      <w:proofErr w:type="spellStart"/>
+        <w:t>echo</w:t>
+      </w:r>
+      <w:proofErr w:type="spellEnd"/>
       <w:r>
         <w:rPr>
           <w:rFonts w:ascii="Menlo" w:hAnsi="Menlo" w:cs="Menlo"/>
@@ -321,9 +304,9 @@
           <w:sz w:val="20"/>
           <w:szCs w:val="20"/>
         </w:rPr>
-        <w:t>pycache</w:t>
-      </w:r>
-      <w:proofErr w:type="spellEnd"/>
+        <w:t xml:space="preserve"> "__</w:t>
+      </w:r>
+      <w:proofErr w:type="spellStart"/>
       <w:r>
         <w:rPr>
           <w:rFonts w:ascii="Menlo" w:hAnsi="Menlo" w:cs="Menlo"/>
@@ -331,9 +314,9 @@
           <w:sz w:val="20"/>
           <w:szCs w:val="20"/>
         </w:rPr>
-        <w:t>__/" &gt;&gt; .</w:t>
-      </w:r>
-      <w:proofErr w:type="spellStart"/>
+        <w:t>pycache</w:t>
+      </w:r>
+      <w:proofErr w:type="spellEnd"/>
       <w:r>
         <w:rPr>
           <w:rFonts w:ascii="Menlo" w:hAnsi="Menlo" w:cs="Menlo"/>
@@ -341,6 +324,16 @@
           <w:sz w:val="20"/>
           <w:szCs w:val="20"/>
         </w:rPr>
+        <w:t>__/" &gt;&gt; .</w:t>
+      </w:r>
+      <w:proofErr w:type="spellStart"/>
+      <w:r>
+        <w:rPr>
+          <w:rFonts w:ascii="Menlo" w:hAnsi="Menlo" w:cs="Menlo"/>
+          <w:color w:val="000000"/>
+          <w:sz w:val="20"/>
+          <w:szCs w:val="20"/>
+        </w:rPr>
         <w:t>gitignore</w:t>
       </w:r>
       <w:proofErr w:type="spellEnd"/>
@@ -472,7 +465,7 @@
         <w:pStyle w:val="NormalWeb"/>
         <w:ind w:left="560"/>
         <w:rPr>
-          <w:rFonts w:ascii="Batang" w:eastAsia="Batang" w:hAnsi="Batang" w:cs="Batang" w:hint="eastAsia"/>
+          <w:rFonts w:ascii="Batang" w:eastAsia="Batang" w:hAnsi="Batang" w:cs="Batang"/>
           <w:sz w:val="21"/>
           <w:szCs w:val="21"/>
         </w:rPr>
@@ -594,15 +587,7 @@
           <w:sz w:val="20"/>
           <w:szCs w:val="20"/>
         </w:rPr>
-        <w:t>I</w:t>
-      </w:r>
-      <w:r>
-        <w:rPr>
-          <w:rFonts w:ascii="Courier New" w:hAnsi="Courier New" w:cs="Courier New"/>
-          <w:sz w:val="20"/>
-          <w:szCs w:val="20"/>
-        </w:rPr>
-        <w:t>nstance</w:t>
+        <w:t>Instance</w:t>
       </w:r>
       <w:r>
         <w:rPr>
@@ -845,7 +830,7 @@
       <w:pPr>
         <w:spacing w:before="100" w:beforeAutospacing="1" w:after="100" w:afterAutospacing="1"/>
         <w:rPr>
-          <w:rFonts w:ascii="SimSun" w:eastAsia="SimSun" w:hAnsi="SimSun" w:cs="SimSun" w:hint="eastAsia"/>
+          <w:rFonts w:ascii="SimSun" w:eastAsia="SimSun" w:hAnsi="SimSun" w:cs="SimSun"/>
         </w:rPr>
       </w:pPr>
       <w:r>
@@ -1301,7 +1286,7 @@
       <w:pPr>
         <w:spacing w:before="100" w:beforeAutospacing="1" w:after="100" w:afterAutospacing="1"/>
         <w:rPr>
-          <w:rFonts w:ascii="SimSun" w:eastAsia="SimSun" w:hAnsi="SimSun" w:cs="SimSun" w:hint="eastAsia"/>
+          <w:rFonts w:ascii="SimSun" w:eastAsia="SimSun" w:hAnsi="SimSun" w:cs="SimSun"/>
         </w:rPr>
       </w:pPr>
     </w:p>
@@ -1309,31 +1294,204 @@
       <w:pPr>
         <w:pStyle w:val="NormalWeb"/>
         <w:rPr>
-          <w:rFonts w:ascii="Menlo" w:hAnsi="Menlo" w:cs="Menlo" w:hint="eastAsia"/>
+          <w:rFonts w:ascii="Menlo" w:hAnsi="Menlo" w:cs="Menlo"/>
           <w:color w:val="000000"/>
           <w:sz w:val="22"/>
           <w:szCs w:val="22"/>
         </w:rPr>
       </w:pPr>
-    </w:p>
-    <w:p>
-      <w:pPr>
-        <w:pStyle w:val="NormalWeb"/>
-        <w:ind w:left="560"/>
-        <w:rPr>
-          <w:rFonts w:ascii="Menlo" w:hAnsi="Menlo" w:cs="Menlo"/>
+      <w:r>
+        <w:rPr>
+          <w:rFonts w:ascii="Batang" w:eastAsia="Batang" w:hAnsi="Batang" w:cs="Batang" w:hint="eastAsia"/>
           <w:color w:val="000000"/>
           <w:sz w:val="22"/>
           <w:szCs w:val="22"/>
         </w:rPr>
-      </w:pPr>
+        <w:t>在模块的文件</w:t>
+      </w:r>
+      <w:r>
+        <w:rPr>
+          <w:rFonts w:ascii="SimSun" w:eastAsia="SimSun" w:hAnsi="SimSun" w:cs="SimSun" w:hint="eastAsia"/>
+          <w:color w:val="000000"/>
+          <w:sz w:val="22"/>
+          <w:szCs w:val="22"/>
+        </w:rPr>
+        <w:t>夹下放一个空白的</w:t>
+      </w:r>
+      <w:r>
+        <w:rPr>
+          <w:rStyle w:val="HTMLCode"/>
+        </w:rPr>
+        <w:t>__init__.py</w:t>
+      </w:r>
+      <w:r>
+        <w:rPr>
+          <w:rFonts w:ascii="SimSun" w:eastAsia="SimSun" w:hAnsi="SimSun" w:cs="SimSun" w:hint="eastAsia"/>
+          <w:color w:val="000000"/>
+          <w:sz w:val="22"/>
+          <w:szCs w:val="22"/>
+        </w:rPr>
+        <w:t>：</w:t>
+      </w:r>
+      <w:r>
+        <w:rPr>
+          <w:rFonts w:ascii="SimSun" w:eastAsia="SimSun" w:hAnsi="SimSun" w:cs="SimSun" w:hint="eastAsia"/>
+        </w:rPr>
+        <w:t>当</w:t>
+      </w:r>
+      <w:r>
+        <w:rPr>
+          <w:rFonts w:ascii="Batang" w:eastAsia="Batang" w:hAnsi="Batang" w:cs="Batang" w:hint="eastAsia"/>
+        </w:rPr>
+        <w:t>一</w:t>
+      </w:r>
+      <w:r>
+        <w:rPr>
+          <w:rFonts w:ascii="SimSun" w:eastAsia="SimSun" w:hAnsi="SimSun" w:cs="SimSun" w:hint="eastAsia"/>
+        </w:rPr>
+        <w:t>个</w:t>
+      </w:r>
+      <w:r>
+        <w:rPr>
+          <w:rFonts w:ascii="Batang" w:eastAsia="Batang" w:hAnsi="Batang" w:cs="Batang" w:hint="eastAsia"/>
+        </w:rPr>
+        <w:t>目</w:t>
+      </w:r>
+      <w:r>
+        <w:rPr>
+          <w:rFonts w:ascii="SimSun" w:eastAsia="SimSun" w:hAnsi="SimSun" w:cs="SimSun" w:hint="eastAsia"/>
+        </w:rPr>
+        <w:t>录</w:t>
+      </w:r>
+      <w:r>
+        <w:rPr>
+          <w:rFonts w:ascii="Batang" w:eastAsia="Batang" w:hAnsi="Batang" w:cs="Batang" w:hint="eastAsia"/>
+        </w:rPr>
+        <w:t>里有</w:t>
+      </w:r>
+      <w:r>
+        <w:t xml:space="preserve"> </w:t>
+      </w:r>
+      <w:r>
+        <w:rPr>
+          <w:rStyle w:val="HTMLCode"/>
+        </w:rPr>
+        <w:t>__init__.py</w:t>
+      </w:r>
+      <w:r>
+        <w:t xml:space="preserve"> </w:t>
+      </w:r>
+      <w:r>
+        <w:rPr>
+          <w:rFonts w:ascii="Batang" w:eastAsia="Batang" w:hAnsi="Batang" w:cs="Batang" w:hint="eastAsia"/>
+        </w:rPr>
+        <w:t>的</w:t>
+      </w:r>
+      <w:r>
+        <w:rPr>
+          <w:rFonts w:ascii="SimSun" w:eastAsia="SimSun" w:hAnsi="SimSun" w:cs="SimSun" w:hint="eastAsia"/>
+        </w:rPr>
+        <w:t>时</w:t>
+      </w:r>
+      <w:r>
+        <w:rPr>
+          <w:rFonts w:ascii="Batang" w:eastAsia="Batang" w:hAnsi="Batang" w:cs="Batang" w:hint="eastAsia"/>
+        </w:rPr>
+        <w:t>候，</w:t>
+      </w:r>
+      <w:r>
+        <w:t xml:space="preserve">Python </w:t>
+      </w:r>
+      <w:r>
+        <w:rPr>
+          <w:rFonts w:ascii="Batang" w:eastAsia="Batang" w:hAnsi="Batang" w:cs="Batang" w:hint="eastAsia"/>
+        </w:rPr>
+        <w:t>更容易把</w:t>
+      </w:r>
+      <w:r>
+        <w:rPr>
+          <w:rFonts w:ascii="SimSun" w:eastAsia="SimSun" w:hAnsi="SimSun" w:cs="SimSun" w:hint="eastAsia"/>
+        </w:rPr>
+        <w:t>这个</w:t>
+      </w:r>
+      <w:r>
+        <w:rPr>
+          <w:rFonts w:ascii="Batang" w:eastAsia="Batang" w:hAnsi="Batang" w:cs="Batang" w:hint="eastAsia"/>
+        </w:rPr>
+        <w:t>目</w:t>
+      </w:r>
+      <w:r>
+        <w:rPr>
+          <w:rFonts w:ascii="SimSun" w:eastAsia="SimSun" w:hAnsi="SimSun" w:cs="SimSun" w:hint="eastAsia"/>
+        </w:rPr>
+        <w:t>录当</w:t>
+      </w:r>
+      <w:r>
+        <w:rPr>
+          <w:rFonts w:ascii="Batang" w:eastAsia="Batang" w:hAnsi="Batang" w:cs="Batang" w:hint="eastAsia"/>
+        </w:rPr>
+        <w:t>成</w:t>
+      </w:r>
+      <w:r>
+        <w:t>“</w:t>
+      </w:r>
+      <w:r>
+        <w:rPr>
+          <w:rFonts w:ascii="Batang" w:eastAsia="Batang" w:hAnsi="Batang" w:cs="Batang" w:hint="eastAsia"/>
+        </w:rPr>
+        <w:t>可以</w:t>
+      </w:r>
+      <w:r>
+        <w:rPr>
+          <w:rFonts w:ascii="SimSun" w:eastAsia="SimSun" w:hAnsi="SimSun" w:cs="SimSun" w:hint="eastAsia"/>
+        </w:rPr>
+        <w:t>导</w:t>
+      </w:r>
+      <w:r>
+        <w:rPr>
+          <w:rFonts w:ascii="Batang" w:eastAsia="Batang" w:hAnsi="Batang" w:cs="Batang" w:hint="eastAsia"/>
+        </w:rPr>
+        <w:t>入的模</w:t>
+      </w:r>
+      <w:r>
+        <w:rPr>
+          <w:rFonts w:ascii="SimSun" w:eastAsia="SimSun" w:hAnsi="SimSun" w:cs="SimSun" w:hint="eastAsia"/>
+        </w:rPr>
+        <w:t>块</w:t>
+      </w:r>
+      <w:r>
+        <w:rPr>
+          <w:rFonts w:ascii="Batang" w:eastAsia="Batang" w:hAnsi="Batang" w:cs="Batang" w:hint="eastAsia"/>
+        </w:rPr>
+        <w:t>容器</w:t>
+      </w:r>
+      <w:r>
+        <w:t>”</w:t>
+      </w:r>
+      <w:r>
+        <w:rPr>
+          <w:rFonts w:ascii="Batang" w:eastAsia="Batang" w:hAnsi="Batang" w:cs="Batang" w:hint="eastAsia"/>
+        </w:rPr>
+        <w:t>。</w:t>
+      </w:r>
     </w:p>
     <w:p>
       <w:pPr>
         <w:pStyle w:val="NormalWeb"/>
         <w:ind w:left="560"/>
         <w:rPr>
-          <w:rFonts w:hint="eastAsia"/>
+          <w:rFonts w:ascii="Menlo" w:hAnsi="Menlo" w:cs="Menlo"/>
+          <w:color w:val="000000"/>
+          <w:sz w:val="22"/>
+          <w:szCs w:val="22"/>
+        </w:rPr>
+      </w:pPr>
+    </w:p>
+    <w:p>
+      <w:pPr>
+        <w:pStyle w:val="NormalWeb"/>
+        <w:ind w:left="560"/>
+        <w:rPr>
           <w:sz w:val="21"/>
           <w:szCs w:val="21"/>
         </w:rPr>
